--- a/contracts/cases/HERRERA-001/entregables/HERRERA-001_Memorandum_de_Inversion.docx
+++ b/contracts/cases/HERRERA-001/entregables/HERRERA-001_Memorandum_de_Inversion.docx
@@ -208,7 +208,7 @@
           <w:sz w:val="16"/>
           <w:szCs w:val="16"/>
         </w:rPr>
-        <w:t xml:space="preserve">Actualizado 2026-08-17 (v2) · Confidencial — uso interno de Meridiano Capital y sus socios</w:t>
+        <w:t xml:space="preserve">Actualizado 2026-08-18 (v3) · Confidencial — uso interno de Meridiano Capital y sus socios</w:t>
       </w:r>
     </w:p>
     <w:p>
@@ -2365,7 +2365,7 @@
                 <w:sz w:val="19"/>
                 <w:szCs w:val="19"/>
               </w:rPr>
-              <w:t xml:space="preserve">Se mantiene el rango USD 1.900–2.050/m² por diferenciación de producto (calidad USD 720/m²) — comparado directamente contra la alternativa de bajar a calidad USD 650/m² + precio de mercado bajo (USD 1.576–1.809/m², comparables reales de Century 21), la política premium gana en los cuatro escenarios probados (2 Ángulos × 2 extremos de rango), con una diferencia de ROI de 6 a 12 puntos porcentuales.</w:t>
+              <w:t xml:space="preserve">Se mantiene el rango USD 1.900–2.050/m² por diferenciación de producto (calidad USD 720/m²) — comparado directamente contra la alternativa de bajar a calidad USD 650/m² + precio de mercado bajo (USD 1.576–1.809/m², comparables reales de Century 21), la política premium gana en los cuatro escenarios probados (2 Ángulos × 2 extremos de rango), con una diferencia de ROI de 6 a 12 puntos porcentuales. Reconfirmado 2026-08-18 con el AMC parametrizado: 9 comparables reales dentro del propio Barrio Herrera (antes 2), ajuste AMC de 2 dormitorios ~USD 1.509/m² — mismo hallazgo, muestra 4,5x mayor.</w:t>
             </w:r>
           </w:p>
         </w:tc>
@@ -4533,7 +4533,7 @@
                 <w:sz w:val="17"/>
                 <w:szCs w:val="17"/>
               </w:rPr>
-              <w:t xml:space="preserve">Validado — favorable frente a múltiples referencias</w:t>
+              <w:t xml:space="preserve">Validado — favorable frente a costo de reposición y comparables de zona</w:t>
             </w:r>
           </w:p>
         </w:tc>
@@ -4563,7 +4563,7 @@
                 <w:sz w:val="17"/>
                 <w:szCs w:val="17"/>
               </w:rPr>
-              <w:t xml:space="preserve">Márgenes financieros</w:t>
+              <w:t xml:space="preserve">Valor de terreno dentro del precio de compra</w:t>
             </w:r>
           </w:p>
         </w:tc>
@@ -4598,28 +4598,28 @@
         <w:tc>
           <w:tcPr>
             <w:tcW w:type="dxa" w:w="4200"/>
-            <w:shd w:fill="E7EFE9" w:val="clear"/>
-            <w:tcMar>
-              <w:top w:type="dxa" w:w="70"/>
-              <w:left w:type="dxa" w:w="120"/>
-              <w:bottom w:type="dxa" w:w="70"/>
-              <w:right w:type="dxa" w:w="120"/>
-            </w:tcMar>
-          </w:tcPr>
-          <w:p>
-            <w:pPr>
-              <w:jc w:val="left"/>
-            </w:pPr>
-            <w:r>
-              <w:rPr>
-                <w:rFonts w:ascii="Poppins" w:cs="Poppins" w:eastAsia="Poppins" w:hAnsi="Poppins"/>
-                <w:b w:val="false"/>
-                <w:bCs w:val="false"/>
-                <w:color w:val="2E5C3E"/>
-                <w:sz w:val="17"/>
-                <w:szCs w:val="17"/>
-              </w:rPr>
-              <w:t xml:space="preserve">Positivos en los 3 Ángulos, en todo el rango de precio</w:t>
+            <w:shd w:fill="F6EEDD" w:val="clear"/>
+            <w:tcMar>
+              <w:top w:type="dxa" w:w="70"/>
+              <w:left w:type="dxa" w:w="120"/>
+              <w:bottom w:type="dxa" w:w="70"/>
+              <w:right w:type="dxa" w:w="120"/>
+            </w:tcMar>
+          </w:tcPr>
+          <w:p>
+            <w:pPr>
+              <w:jc w:val="left"/>
+            </w:pPr>
+            <w:r>
+              <w:rPr>
+                <w:rFonts w:ascii="Poppins" w:cs="Poppins" w:eastAsia="Poppins" w:hAnsi="Poppins"/>
+                <w:b w:val="false"/>
+                <w:bCs w:val="false"/>
+                <w:color w:val="A87D22"/>
+                <w:sz w:val="17"/>
+                <w:szCs w:val="17"/>
+              </w:rPr>
+              <w:t xml:space="preserve">AMC de tercero sugiere USD 178.500-203.500 vs. USD 360.000 asignados — brecha documentada, no cambia el precio total ni el margen. Ver Data Room</w:t>
             </w:r>
           </w:p>
         </w:tc>
@@ -4648,7 +4648,7 @@
                 <w:sz w:val="17"/>
                 <w:szCs w:val="17"/>
               </w:rPr>
-              <w:t xml:space="preserve">Estructura de financiamiento</w:t>
+              <w:t xml:space="preserve">Márgenes financieros</w:t>
             </w:r>
           </w:p>
         </w:tc>
@@ -4703,7 +4703,7 @@
                 <w:sz w:val="17"/>
                 <w:szCs w:val="17"/>
               </w:rPr>
-              <w:t xml:space="preserve">Déficit de timing detectado y resuelto con dos escenarios viables</w:t>
+              <w:t xml:space="preserve">Positivos en los 3 Ángulos, en todo el rango de precio</w:t>
             </w:r>
           </w:p>
         </w:tc>
@@ -4733,7 +4733,7 @@
                 <w:sz w:val="17"/>
                 <w:szCs w:val="17"/>
               </w:rPr>
-              <w:t xml:space="preserve">Demanda de mercado</w:t>
+              <w:t xml:space="preserve">Estructura de financiamiento</w:t>
             </w:r>
           </w:p>
         </w:tc>
@@ -4741,6 +4741,90 @@
           <w:tcPr>
             <w:tcW w:type="dxa" w:w="1400"/>
             <w:shd w:fill="F3EDE3" w:val="clear"/>
+            <w:tcMar>
+              <w:top w:type="dxa" w:w="70"/>
+              <w:left w:type="dxa" w:w="120"/>
+              <w:bottom w:type="dxa" w:w="70"/>
+              <w:right w:type="dxa" w:w="120"/>
+            </w:tcMar>
+          </w:tcPr>
+          <w:p>
+            <w:pPr>
+              <w:jc w:val="left"/>
+            </w:pPr>
+            <w:r>
+              <w:rPr>
+                <w:rFonts w:ascii="Poppins" w:cs="Poppins" w:eastAsia="Poppins" w:hAnsi="Poppins"/>
+                <w:b w:val="false"/>
+                <w:bCs w:val="false"/>
+                <w:color w:val="2A2620"/>
+                <w:sz w:val="17"/>
+                <w:szCs w:val="17"/>
+              </w:rPr>
+              <w:t xml:space="preserve">Financiero</w:t>
+            </w:r>
+          </w:p>
+        </w:tc>
+        <w:tc>
+          <w:tcPr>
+            <w:tcW w:type="dxa" w:w="4200"/>
+            <w:shd w:fill="E7EFE9" w:val="clear"/>
+            <w:tcMar>
+              <w:top w:type="dxa" w:w="70"/>
+              <w:left w:type="dxa" w:w="120"/>
+              <w:bottom w:type="dxa" w:w="70"/>
+              <w:right w:type="dxa" w:w="120"/>
+            </w:tcMar>
+          </w:tcPr>
+          <w:p>
+            <w:pPr>
+              <w:jc w:val="left"/>
+            </w:pPr>
+            <w:r>
+              <w:rPr>
+                <w:rFonts w:ascii="Poppins" w:cs="Poppins" w:eastAsia="Poppins" w:hAnsi="Poppins"/>
+                <w:b w:val="false"/>
+                <w:bCs w:val="false"/>
+                <w:color w:val="2E5C3E"/>
+                <w:sz w:val="17"/>
+                <w:szCs w:val="17"/>
+              </w:rPr>
+              <w:t xml:space="preserve">Déficit de timing detectado y resuelto con dos escenarios viables</w:t>
+            </w:r>
+          </w:p>
+        </w:tc>
+      </w:tr>
+      <w:tr>
+        <w:tc>
+          <w:tcPr>
+            <w:tcW w:type="dxa" w:w="3400"/>
+            <w:tcMar>
+              <w:top w:type="dxa" w:w="70"/>
+              <w:left w:type="dxa" w:w="120"/>
+              <w:bottom w:type="dxa" w:w="70"/>
+              <w:right w:type="dxa" w:w="120"/>
+            </w:tcMar>
+          </w:tcPr>
+          <w:p>
+            <w:pPr>
+              <w:jc w:val="left"/>
+            </w:pPr>
+            <w:r>
+              <w:rPr>
+                <w:rFonts w:ascii="Poppins" w:cs="Poppins" w:eastAsia="Poppins" w:hAnsi="Poppins"/>
+                <w:b w:val="false"/>
+                <w:bCs w:val="false"/>
+                <w:color w:val="2A2620"/>
+                <w:sz w:val="17"/>
+                <w:szCs w:val="17"/>
+              </w:rPr>
+              <w:t xml:space="preserve">Demanda de mercado</w:t>
+            </w:r>
+          </w:p>
+        </w:tc>
+        <w:tc>
+          <w:tcPr>
+            <w:tcW w:type="dxa" w:w="1400"/>
             <w:tcMar>
               <w:top w:type="dxa" w:w="70"/>
               <w:left w:type="dxa" w:w="120"/>
@@ -4892,7 +4976,7 @@
           <w:sz w:val="20"/>
           <w:szCs w:val="20"/>
         </w:rPr>
-        <w:t xml:space="preserve">Todo lo que sí se pudo verificar apunta a favor: el precio de compra es defendible frente a múltiples referencias de mercado independientes; los tres Ángulos de diseño dan margen positivo en todo el rango de sensibilidad de precio; el déficit de caja detectado tiene solución concreta y ya modelada; la demanda de la zona está confirmada con datos reales, no solo con el criterio del founder.</w:t>
+        <w:t xml:space="preserve">Todo lo que sí se pudo verificar apunta a favor: el precio de compra total es defendible frente a costo de reposición y comparables directos de zona; los tres Ángulos de diseño dan margen positivo en todo el rango de sensibilidad de precio; el déficit de caja detectado tiene solución concreta y ya modelada; la demanda de la zona está confirmada con datos reales, no solo con el criterio del founder. Salvedad agregada 2026-08-18: el AMC real de terreno sugiere que el desglose interno del precio (terreno USD 360.000) no está respaldado por comparables de mercado — no cambia el precio total ni el margen, pero se recomienda una tasación formal del terreno antes de tratar ese desglose como definitivo.</w:t>
       </w:r>
     </w:p>
     <w:p>

--- a/contracts/cases/HERRERA-001/entregables/HERRERA-001_Memorandum_de_Inversion.docx
+++ b/contracts/cases/HERRERA-001/entregables/HERRERA-001_Memorandum_de_Inversion.docx
@@ -208,7 +208,7 @@
           <w:sz w:val="16"/>
           <w:szCs w:val="16"/>
         </w:rPr>
-        <w:t xml:space="preserve">Actualizado 2026-08-18 (v3) · Confidencial — uso interno de Meridiano Capital y sus socios</w:t>
+        <w:t xml:space="preserve">Actualizado 2026-08-18 (v4) · Confidencial — uso interno de Meridiano Capital y sus socios</w:t>
       </w:r>
     </w:p>
     <w:p>
@@ -4598,28 +4598,28 @@
         <w:tc>
           <w:tcPr>
             <w:tcW w:type="dxa" w:w="4200"/>
-            <w:shd w:fill="F6EEDD" w:val="clear"/>
-            <w:tcMar>
-              <w:top w:type="dxa" w:w="70"/>
-              <w:left w:type="dxa" w:w="120"/>
-              <w:bottom w:type="dxa" w:w="70"/>
-              <w:right w:type="dxa" w:w="120"/>
-            </w:tcMar>
-          </w:tcPr>
-          <w:p>
-            <w:pPr>
-              <w:jc w:val="left"/>
-            </w:pPr>
-            <w:r>
-              <w:rPr>
-                <w:rFonts w:ascii="Poppins" w:cs="Poppins" w:eastAsia="Poppins" w:hAnsi="Poppins"/>
-                <w:b w:val="false"/>
-                <w:bCs w:val="false"/>
-                <w:color w:val="A87D22"/>
-                <w:sz w:val="17"/>
-                <w:szCs w:val="17"/>
-              </w:rPr>
-              <w:t xml:space="preserve">AMC de tercero sugiere USD 178.500-203.500 vs. USD 360.000 asignados — brecha documentada, no cambia el precio total ni el margen. Ver Data Room</w:t>
+            <w:shd w:fill="E7EFE9" w:val="clear"/>
+            <w:tcMar>
+              <w:top w:type="dxa" w:w="70"/>
+              <w:left w:type="dxa" w:w="120"/>
+              <w:bottom w:type="dxa" w:w="70"/>
+              <w:right w:type="dxa" w:w="120"/>
+            </w:tcMar>
+          </w:tcPr>
+          <w:p>
+            <w:pPr>
+              <w:jc w:val="left"/>
+            </w:pPr>
+            <w:r>
+              <w:rPr>
+                <w:rFonts w:ascii="Poppins" w:cs="Poppins" w:eastAsia="Poppins" w:hAnsi="Poppins"/>
+                <w:b w:val="false"/>
+                <w:bCs w:val="false"/>
+                <w:color w:val="2E5C3E"/>
+                <w:sz w:val="17"/>
+                <w:szCs w:val="17"/>
+              </w:rPr>
+              <w:t xml:space="preserve">Resuelto — AMC de tercero sugeria USD 178.500-203.500 de terreno vacio; el founder explico la diferencia (~USD 170.000) aplicando la regla ya vigente D-071 (casa preexistente + demolicion). No cambia el precio total ni el margen</w:t>
             </w:r>
           </w:p>
         </w:tc>
@@ -4976,7 +4976,7 @@
           <w:sz w:val="20"/>
           <w:szCs w:val="20"/>
         </w:rPr>
-        <w:t xml:space="preserve">Todo lo que sí se pudo verificar apunta a favor: el precio de compra total es defendible frente a costo de reposición y comparables directos de zona; los tres Ángulos de diseño dan margen positivo en todo el rango de sensibilidad de precio; el déficit de caja detectado tiene solución concreta y ya modelada; la demanda de la zona está confirmada con datos reales, no solo con el criterio del founder. Salvedad agregada 2026-08-18: el AMC real de terreno sugiere que el desglose interno del precio (terreno USD 360.000) no está respaldado por comparables de mercado — no cambia el precio total ni el margen, pero se recomienda una tasación formal del terreno antes de tratar ese desglose como definitivo.</w:t>
+        <w:t xml:space="preserve">Todo lo que sí se pudo verificar apunta a favor: el precio de compra total es defendible frente a costo de reposición y comparables directos de zona; los tres Ángulos de diseño dan margen positivo en todo el rango de sensibilidad de precio; el déficit de caja detectado tiene solución concreta y ya modelada; la demanda de la zona está confirmada con datos reales, no solo con el criterio del founder. Salvedad agregada y resuelta 2026-08-18: el AMC real de terreno había señalado que el desglose interno del precio (terreno USD 360.000) parecía por encima del valor de un lote vacío — el founder aclaró que la diferencia corresponde al valor de la casa preexistente más su demolición, aplicando la misma regla ya vigente del caso (D-071). No cambia el precio total ni el margen; se mantiene como buena práctica una tasación formal del terreno antes del cierre.</w:t>
       </w:r>
     </w:p>
     <w:p>

--- a/contracts/cases/HERRERA-001/entregables/HERRERA-001_Memorandum_de_Inversion.docx
+++ b/contracts/cases/HERRERA-001/entregables/HERRERA-001_Memorandum_de_Inversion.docx
@@ -312,7 +312,7 @@
                 <w:sz w:val="19"/>
                 <w:szCs w:val="19"/>
               </w:rPr>
-              <w:t xml:space="preserve">En los tres Ángulos analizados, incluso después de recalcular con el costo definitivo (USD 720/m², bajado de USD 750) y descontar el IVA del desarrollador (10% sobre el costo de construcción). El precio de compra ya se validó como favorable frente a múltiples referencias independientes de mercado. El déficit de caja detectado tiene solución viable con dos estructuras de financiamiento concretas. La zona tiene demanda y plusvalía reales, confirmadas por el founder y contrastadas contra fuentes de mercado.</w:t>
+              <w:t xml:space="preserve">En los tres Ángulos analizados, incluso después de recalcular con el costo definitivo (USD 720/m², bajado de USD 750) y descontar el IVA del desarrollador (1,5% efectivo sobre el precio de venta — 30% de base imponible presunta × 5% de tasa reducida de inmuebles, corregido 2026-08-23). El precio de compra ya se validó como favorable frente a múltiples referencias independientes de mercado. El déficit de caja detectado tiene solución viable con dos estructuras de financiamiento concretas. La zona tiene demanda y plusvalía reales, confirmadas por el founder y contrastadas contra fuentes de mercado.</w:t>
             </w:r>
           </w:p>
         </w:tc>
@@ -1264,7 +1264,7 @@
           <w:sz w:val="20"/>
           <w:szCs w:val="20"/>
         </w:rPr>
-        <w:t xml:space="preserve">Con el costo definitivo (USD 720/m²) e IVA del desarrollador ya descontado.</w:t>
+        <w:t xml:space="preserve">Con el costo definitivo (USD 720/m²) e IVA del desarrollador ya descontado (1,5% efectivo sobre el precio de venta, corregido 2026-08-23 — ver sección 4).</w:t>
       </w:r>
     </w:p>
     <w:tbl>
@@ -1985,7 +1985,7 @@
                 <w:sz w:val="17"/>
                 <w:szCs w:val="17"/>
               </w:rPr>
-              <w:t xml:space="preserve">IVA del desarrollador</w:t>
+              <w:t xml:space="preserve">IVA del desarrollador (bajo–alto)</w:t>
             </w:r>
           </w:p>
         </w:tc>
@@ -2013,7 +2013,7 @@
                 <w:sz w:val="17"/>
                 <w:szCs w:val="17"/>
               </w:rPr>
-              <w:t xml:space="preserve">189.560</w:t>
+              <w:t xml:space="preserve">53.515 – 63.272</w:t>
             </w:r>
           </w:p>
         </w:tc>
@@ -2041,7 +2041,7 @@
                 <w:sz w:val="17"/>
                 <w:szCs w:val="17"/>
               </w:rPr>
-              <w:t xml:space="preserve">189.560</w:t>
+              <w:t xml:space="preserve">57.308 – 61.459</w:t>
             </w:r>
           </w:p>
         </w:tc>
@@ -2069,7 +2069,7 @@
                 <w:sz w:val="17"/>
                 <w:szCs w:val="17"/>
               </w:rPr>
-              <w:t xml:space="preserve">211.160</w:t>
+              <w:t xml:space="preserve">66.371 – 71.237</w:t>
             </w:r>
           </w:p>
         </w:tc>
@@ -2125,7 +2125,7 @@
                 <w:sz w:val="17"/>
                 <w:szCs w:val="17"/>
               </w:rPr>
-              <w:t xml:space="preserve">436.259 – 1.051.008</w:t>
+              <w:t xml:space="preserve">572.305 – 1.177.296</w:t>
             </w:r>
           </w:p>
         </w:tc>
@@ -2152,7 +2152,7 @@
                 <w:sz w:val="17"/>
                 <w:szCs w:val="17"/>
               </w:rPr>
-              <w:t xml:space="preserve">489.990 – 751.518</w:t>
+              <w:t xml:space="preserve">622.242 – 879.619</w:t>
             </w:r>
           </w:p>
         </w:tc>
@@ -2179,7 +2179,7 @@
                 <w:sz w:val="17"/>
                 <w:szCs w:val="17"/>
               </w:rPr>
-              <w:t xml:space="preserve">784.541 – 1.091.147</w:t>
+              <w:t xml:space="preserve">929.331 – 1.231.069</w:t>
             </w:r>
           </w:p>
         </w:tc>
@@ -2237,7 +2237,7 @@
                 <w:sz w:val="17"/>
                 <w:szCs w:val="17"/>
               </w:rPr>
-              <w:t xml:space="preserve">15,9% – 38,3%</w:t>
+              <w:t xml:space="preserve">20,8% – 42,9%</w:t>
             </w:r>
           </w:p>
         </w:tc>
@@ -2265,7 +2265,7 @@
                 <w:sz w:val="17"/>
                 <w:szCs w:val="17"/>
               </w:rPr>
-              <w:t xml:space="preserve">16,7% – 25,6%</w:t>
+              <w:t xml:space="preserve">21,2% – 30,0%</w:t>
             </w:r>
           </w:p>
         </w:tc>
@@ -2293,7 +2293,7 @@
                 <w:sz w:val="17"/>
                 <w:szCs w:val="17"/>
               </w:rPr>
-              <w:t xml:space="preserve">24,6% – 34,3%</w:t>
+              <w:t xml:space="preserve">29,2% – 38,6%</w:t>
             </w:r>
           </w:p>
         </w:tc>
@@ -2522,7 +2522,7 @@
           <w:sz w:val="20"/>
           <w:szCs w:val="20"/>
         </w:rPr>
-        <w:t xml:space="preserve">Régimen tributario del desarrollador: 10% IVA sobre el costo total de construcción + 10% impuesto a la renta sobre utilidad neta — ambas bases confirmadas, ya descontadas del margen final.</w:t>
+        <w:t xml:space="preserve">Régimen tributario del desarrollador: IVA de venta 1,5% efectivo sobre el precio de venta (30% base imponible presunta × 5% tasa reducida de inmuebles, Art. 82/91 Ley 125/91 — corregido 2026-08-23, reemplaza el 10% sobre costo de construcción que se venía usando) + 10% impuesto a la renta sobre utilidad neta. El IVA de venta ya está descontado del margen final; el impuesto a la renta corporativa (IRACIS) queda fuera del margen mostrado en este documento — no se resta de las cifras de la sección 3.</w:t>
       </w:r>
     </w:p>
     <w:p>
@@ -4193,7 +4193,7 @@
                 <w:sz w:val="17"/>
                 <w:szCs w:val="17"/>
               </w:rPr>
-              <w:t xml:space="preserve">Resuelto — 10% sobre el costo total de construcción</w:t>
+              <w:t xml:space="preserve">Corregido 2026-08-23 — 1,5% efectivo sobre el precio de venta (30% base imponible presunta × 5% tasa reducida de inmuebles, Art. 82/91 Ley 125/91), no 10% sobre costo de construcción como se venía calculando</w:t>
             </w:r>
           </w:p>
         </w:tc>
